--- a/word_reports/LP_0340_위치_383_The Film Studio Orchestra.docx
+++ b/word_reports/LP_0340_위치_383_The Film Studio Orchestra.docx
@@ -4,7 +4,7 @@
   <w:body>
     <w:p>
       <w:pPr>
-        <w:spacing w:after="280"/>
+        <w:spacing w:after="80"/>
       </w:pPr>
       <w:r>
         <w:rPr w:rFonts="맑은 고딕">
@@ -13,94 +13,47 @@
           <w:color w:val="1E3A8A"/>
           <w:sz w:val="30"/>
         </w:rPr>
-        <w:t>[383] The Film Studio Orchestra - Golden Movie Themes 2</w:t>
+        <w:t>The Film Studio Orchestra (영화 스튜디오 오케스트라) - Golden Movie Themes 2</w:t>
       </w:r>
     </w:p>
     <w:p>
       <w:pPr>
-        <w:spacing w:after="320"/>
+        <w:spacing w:after="240"/>
       </w:pPr>
       <w:r>
         <w:rPr w:rFonts="맑은 고딕">
           <w:rFonts w:ascii="맑은 고딕" w:hAnsi="맑은 고딕" w:eastAsia="맑은 고딕"/>
           <w:b/>
-          <w:sz w:val="20"/>
+          <w:color w:val="4B5563"/>
+          <w:sz w:val="22"/>
         </w:rPr>
-        <w:t>■ 위치 : 383</w:t>
-        <w:br/>
-      </w:r>
-      <w:r>
-        <w:rPr w:rFonts="맑은 고딕">
-          <w:rFonts w:ascii="맑은 고딕" w:hAnsi="맑은 고딕" w:eastAsia="맑은 고딕"/>
-          <w:b/>
-          <w:sz w:val="20"/>
-        </w:rPr>
-        <w:t>■ 아티스트 : The Film Studio Orchestra</w:t>
-        <w:br/>
-      </w:r>
-      <w:r>
-        <w:rPr w:rFonts="맑은 고딕">
-          <w:rFonts w:ascii="맑은 고딕" w:hAnsi="맑은 고딕" w:eastAsia="맑은 고딕"/>
-          <w:b/>
-          <w:sz w:val="20"/>
-        </w:rPr>
-        <w:t>■ 앨범명 : Golden Movie Themes 2</w:t>
-        <w:br/>
-      </w:r>
-      <w:r>
-        <w:rPr w:rFonts="맑은 고딕">
-          <w:rFonts w:ascii="맑은 고딕" w:hAnsi="맑은 고딕" w:eastAsia="맑은 고딕"/>
-          <w:b w:val="0"/>
-          <w:sz w:val="20"/>
-        </w:rPr>
-        <w:t>■ 음반 레이블 : Victor Records</w:t>
-        <w:br/>
-      </w:r>
-      <w:r>
-        <w:rPr w:rFonts="맑은 고딕">
-          <w:rFonts w:ascii="맑은 고딕" w:hAnsi="맑은 고딕" w:eastAsia="맑은 고딕"/>
-          <w:b w:val="0"/>
-          <w:sz w:val="20"/>
-        </w:rPr>
-        <w:t>■ 발매년도 : 1973</w:t>
-        <w:br/>
-      </w:r>
-      <w:r>
-        <w:rPr w:rFonts="맑은 고딕">
-          <w:rFonts w:ascii="맑은 고딕" w:hAnsi="맑은 고딕" w:eastAsia="맑은 고딕"/>
-          <w:b w:val="0"/>
-          <w:sz w:val="20"/>
-        </w:rPr>
-        <w:t>■ 장르 : 이지 리스닝 (Easy Listening) / 스크린 음악 (Film Score) / 오케스트라 팝 (Orchestral Pop)</w:t>
-        <w:br/>
-      </w:r>
-      <w:r>
-        <w:rPr w:rFonts="맑은 고딕">
-          <w:rFonts w:ascii="맑은 고딕" w:hAnsi="맑은 고딕" w:eastAsia="맑은 고딕"/>
-          <w:b w:val="0"/>
-          <w:sz w:val="20"/>
-        </w:rPr>
-        <w:t>■ 주요 수록곡 : 1. Love Theme From 'The Godfather' (영화 &lt;대부&gt; - 사랑의 테마)</w:t>
-        <w:br/>
+        <w:t>위치 :  383</w:t>
       </w:r>
     </w:p>
     <w:p>
       <w:pPr>
-        <w:spacing w:after="160"/>
+        <w:spacing w:line="324" w:lineRule="auto" w:before="80" w:after="160"/>
       </w:pPr>
       <w:r>
         <w:rPr w:rFonts="맑은 고딕">
           <w:rFonts w:ascii="맑은 고딕" w:hAnsi="맑은 고딕" w:eastAsia="맑은 고딕"/>
           <w:b/>
           <w:color w:val="1F2937"/>
-          <w:sz w:val="24"/>
+          <w:sz w:val="22"/>
         </w:rPr>
-        <w:t>■ 음반 해설 및 감상 가이드</w:t>
+        <w:t xml:space="preserve">[음반 소개] </w:t>
+      </w:r>
+      <w:r>
+        <w:rPr w:rFonts="맑은 고딕">
+          <w:rFonts w:ascii="맑은 고딕" w:hAnsi="맑은 고딕" w:eastAsia="맑은 고딕"/>
+          <w:b w:val="0"/>
+          <w:sz w:val="21"/>
+        </w:rPr>
       </w:r>
     </w:p>
     <w:p>
       <w:pPr>
-        <w:spacing w:line="312" w:lineRule="auto" w:after="120"/>
+        <w:spacing w:line="324" w:lineRule="auto" w:after="120"/>
       </w:pPr>
       <w:r>
         <w:rPr w:rFonts="맑은 고딕">
@@ -108,51 +61,516 @@
           <w:b w:val="0"/>
           <w:sz w:val="21"/>
         </w:rPr>
-        <w:t>더 필름 스튜디오 오케스트라(The Film Studio Orchestra)의 《Golden Movie Themes 2》는 세계 영화 음악의 황금기를 수놓았던 명작 스코어들을 한데 모아 감미롭고 웅장한 관현악으로 재해석한 명음반입니다. 1970년대 아날로그 LP 음반 시장에서 대중과 평단의 큰 사랑을 받았던 이 앨범은, 영화 속 감동의 순간들을 음악 감상실과 거실의 공간으로 완벽히 옮겨오며 이지 리스닝 클래식의 진수를 보여줍니다.</w:t>
+        <w:t>스크린 위로 유려하게 흐르던 은막의 감동을 풍성하고 따스한 관현악의 숨결로 오롯이 박제해 낸 명연의 기록입니다. 당대 최고 기량의 스튜디오 세션 명수들이 직조해 낸 농밀한 앙상블은 한 편의 명화가 남긴 짙은 여운을 영롱한 멜로디의 향연으로 환생시킵니다. 빛바랜 필름처럼 아련한 시대의 낭만과 클래시컬한 편곡 미학이 완벽한 조화를 이루며, 듣는 이의 마음속 가장 깊은 노스탤지어를 자극하는 고품격 시네마틱 앤솔로지입니다.</w:t>
       </w:r>
     </w:p>
     <w:p>
       <w:pPr>
-        <w:spacing w:line="312" w:lineRule="auto" w:after="120"/>
+        <w:spacing w:line="324" w:lineRule="auto" w:before="200" w:after="80"/>
       </w:pPr>
+      <w:r>
+        <w:rPr w:rFonts="맑은 고딕">
+          <w:rFonts w:ascii="맑은 고딕" w:hAnsi="맑은 고딕" w:eastAsia="맑은 고딕"/>
+          <w:b/>
+          <w:color w:val="1E3A8A"/>
+          <w:sz w:val="24"/>
+        </w:rPr>
+        <w:t>1. 음반 데이터</w:t>
+      </w:r>
+    </w:p>
+    <w:p>
+      <w:pPr>
+        <w:spacing w:line="324" w:lineRule="auto" w:after="80"/>
+      </w:pPr>
+      <w:r>
+        <w:rPr w:rFonts="맑은 고딕">
+          <w:rFonts w:ascii="맑은 고딕" w:hAnsi="맑은 고딕" w:eastAsia="맑은 고딕"/>
+          <w:b w:val="0"/>
+          <w:color w:val="6B7280"/>
+          <w:sz w:val="21"/>
+        </w:rPr>
+        <w:t xml:space="preserve">· </w:t>
+      </w:r>
+      <w:r>
+        <w:rPr w:rFonts="맑은 고딕">
+          <w:rFonts w:ascii="맑은 고딕" w:hAnsi="맑은 고딕" w:eastAsia="맑은 고딕"/>
+          <w:b/>
+          <w:color w:val="1F2937"/>
+          <w:sz w:val="21"/>
+        </w:rPr>
+        <w:t xml:space="preserve">앨범명: </w:t>
+      </w:r>
       <w:r>
         <w:rPr w:rFonts="맑은 고딕">
           <w:rFonts w:ascii="맑은 고딕" w:hAnsi="맑은 고딕" w:eastAsia="맑은 고딕"/>
           <w:b w:val="0"/>
           <w:sz w:val="21"/>
         </w:rPr>
-        <w:t>본 음반의 가장 큰 음악적 매력은 유려하게 흐르는 현악 세션과 아련한 분위기를 더하는 목관 악기, 그리고 절제된 브라스의 완벽한 조화에 있습니다. 필름 스튜디오 오케스트라 특유의 정교하고 세련된 편곡은 원곡이 가진 드라마틱한 서사성을 해치지 않으면서도, 오케스트라의 풍성한 질감을 극대화합니다. 특히 아날로그 LP 특유의 따뜻하고 입체적인 음향은 관현악의 깊은 잔향을 더욱 차분하고 고풍스럽게 전달합니다.</w:t>
+        <w:t>Golden Movie Themes 2</w:t>
       </w:r>
     </w:p>
     <w:p>
       <w:pPr>
-        <w:spacing w:line="312" w:lineRule="auto" w:after="120"/>
+        <w:spacing w:line="324" w:lineRule="auto" w:after="80"/>
       </w:pPr>
+      <w:r>
+        <w:rPr w:rFonts="맑은 고딕">
+          <w:rFonts w:ascii="맑은 고딕" w:hAnsi="맑은 고딕" w:eastAsia="맑은 고딕"/>
+          <w:b w:val="0"/>
+          <w:color w:val="6B7280"/>
+          <w:sz w:val="21"/>
+        </w:rPr>
+        <w:t xml:space="preserve">· </w:t>
+      </w:r>
+      <w:r>
+        <w:rPr w:rFonts="맑은 고딕">
+          <w:rFonts w:ascii="맑은 고딕" w:hAnsi="맑은 고딕" w:eastAsia="맑은 고딕"/>
+          <w:b/>
+          <w:color w:val="1F2937"/>
+          <w:sz w:val="21"/>
+        </w:rPr>
+        <w:t xml:space="preserve">아티스트: </w:t>
+      </w:r>
       <w:r>
         <w:rPr w:rFonts="맑은 고딕">
           <w:rFonts w:ascii="맑은 고딕" w:hAnsi="맑은 고딕" w:eastAsia="맑은 고딕"/>
           <w:b w:val="0"/>
           <w:sz w:val="21"/>
         </w:rPr>
-        <w:t>수록곡 명단을 살펴보면 스크린 역사상 가장 아름답고 낭만적인 선율들이 촘촘히 배치되어 있습니다. 니노 로타의 고독하고도 애절한 감성이 빛나는 &lt;대부&gt;의 사랑의 테마부터, 헨리 맨시니의 거장다운 서정성이 돋보이는 &lt;해바라기&gt;의 메인 테마, 그리고 영원한 고전 &lt;로미오와 줄리엣&gt;과 &lt;러브 스토리&gt;의 테마곡에 이르기까지 영화 음악사에서 빼놓을 수 없는 주옥같은 명곡들이 오케스트레이션의 우아함을 입고 새롭게 탄생합니다.</w:t>
+        <w:t>The Film Studio Orchestra (영화 스튜디오 오케스트라)</w:t>
       </w:r>
     </w:p>
     <w:p>
       <w:pPr>
-        <w:spacing w:line="312" w:lineRule="auto" w:after="120"/>
+        <w:spacing w:line="324" w:lineRule="auto" w:after="80"/>
       </w:pPr>
+      <w:r>
+        <w:rPr w:rFonts="맑은 고딕">
+          <w:rFonts w:ascii="맑은 고딕" w:hAnsi="맑은 고딕" w:eastAsia="맑은 고딕"/>
+          <w:b w:val="0"/>
+          <w:color w:val="6B7280"/>
+          <w:sz w:val="21"/>
+        </w:rPr>
+        <w:t xml:space="preserve">· </w:t>
+      </w:r>
+      <w:r>
+        <w:rPr w:rFonts="맑은 고딕">
+          <w:rFonts w:ascii="맑은 고딕" w:hAnsi="맑은 고딕" w:eastAsia="맑은 고딕"/>
+          <w:b/>
+          <w:color w:val="1F2937"/>
+          <w:sz w:val="21"/>
+        </w:rPr>
+        <w:t xml:space="preserve">발매 정보: </w:t>
+      </w:r>
       <w:r>
         <w:rPr w:rFonts="맑은 고딕">
           <w:rFonts w:ascii="맑은 고딕" w:hAnsi="맑은 고딕" w:eastAsia="맑은 고딕"/>
           <w:b w:val="0"/>
           <w:sz w:val="21"/>
         </w:rPr>
-        <w:t>《Golden Movie Themes 2》는 단순한 명곡 모음집을 넘어, 시대를 관통하는 추억과 낭만을 아날로그 감성으로 선사하는 소중한 음악적 자산입니다. 은은한 조명 아래 턴테이블 위를 회전하는 LP의 바늘을 통해 흘러나오는 웅장하고도 섬세한 관현악의 울림은, 고전 영화가 주는 깊은 여운과 그리움을 일깨우는 완벽한 음악적 여정이 되어줄 것입니다.</w:t>
+        <w:t>1970년대 아날로그 음향의 황금기, 영화 음악이 대중 예술의 정점에 서 있던 시절에 기획된 스크린 테마 선집으로, 세계적인 명작 영화들의 오리지널 테마를 유려한 심포닉 팝 양식으로 정밀하게 재해석해 발매된 음반입니다.</w:t>
+      </w:r>
+    </w:p>
+    <w:p>
+      <w:pPr>
+        <w:spacing w:line="324" w:lineRule="auto" w:after="80"/>
+      </w:pPr>
+      <w:r>
+        <w:rPr w:rFonts="맑은 고딕">
+          <w:rFonts w:ascii="맑은 고딕" w:hAnsi="맑은 고딕" w:eastAsia="맑은 고딕"/>
+          <w:b w:val="0"/>
+          <w:color w:val="6B7280"/>
+          <w:sz w:val="21"/>
+        </w:rPr>
+        <w:t xml:space="preserve">· </w:t>
+      </w:r>
+      <w:r>
+        <w:rPr w:rFonts="맑은 고딕">
+          <w:rFonts w:ascii="맑은 고딕" w:hAnsi="맑은 고딕" w:eastAsia="맑은 고딕"/>
+          <w:b/>
+          <w:color w:val="1F2937"/>
+          <w:sz w:val="21"/>
+        </w:rPr>
+        <w:t xml:space="preserve">LP 인기도(판매량): </w:t>
+      </w:r>
+      <w:r>
+        <w:rPr w:rFonts="맑은 고딕">
+          <w:rFonts w:ascii="맑은 고딕" w:hAnsi="맑은 고딕" w:eastAsia="맑은 고딕"/>
+          <w:b w:val="0"/>
+          <w:sz w:val="21"/>
+        </w:rPr>
+        <w:t>발매 당시 전 세계 영화 팬들과 하이파이 오디오파일 사이에서 필청 명반으로 회자되며 스테디셀러를 기록하였고, 오디오 감상실 및 다방 문화의 주옥같은 배경음악으로 절대적인 사랑을 받았습니다.</w:t>
+      </w:r>
+    </w:p>
+    <w:p>
+      <w:pPr>
+        <w:spacing w:line="324" w:lineRule="auto" w:after="80"/>
+      </w:pPr>
+      <w:r>
+        <w:rPr w:rFonts="맑은 고딕">
+          <w:rFonts w:ascii="맑은 고딕" w:hAnsi="맑은 고딕" w:eastAsia="맑은 고딕"/>
+          <w:b w:val="0"/>
+          <w:color w:val="6B7280"/>
+          <w:sz w:val="21"/>
+        </w:rPr>
+        <w:t xml:space="preserve">· </w:t>
+      </w:r>
+      <w:r>
+        <w:rPr w:rFonts="맑은 고딕">
+          <w:rFonts w:ascii="맑은 고딕" w:hAnsi="맑은 고딕" w:eastAsia="맑은 고딕"/>
+          <w:b/>
+          <w:color w:val="1F2937"/>
+          <w:sz w:val="21"/>
+        </w:rPr>
+        <w:t xml:space="preserve">각종 수상경력: </w:t>
+      </w:r>
+      <w:r>
+        <w:rPr w:rFonts="맑은 고딕">
+          <w:rFonts w:ascii="맑은 고딕" w:hAnsi="맑은 고딕" w:eastAsia="맑은 고딕"/>
+          <w:b w:val="0"/>
+          <w:sz w:val="21"/>
+        </w:rPr>
+        <w:t>대중적 시상식의 경계를 넘어, 시네마 뮤직을 독자적인 순수 예술의 경지로 끌어올린 명편곡 음반으로서 오디오 비평가들과 이지 리스닝 애호가들에게 시대를 초월한 명반으로 공인받고 있습니다.</w:t>
+      </w:r>
+    </w:p>
+    <w:p>
+      <w:pPr>
+        <w:spacing w:line="324" w:lineRule="auto" w:before="200" w:after="80"/>
+      </w:pPr>
+      <w:r>
+        <w:rPr w:rFonts="맑은 고딕">
+          <w:rFonts w:ascii="맑은 고딕" w:hAnsi="맑은 고딕" w:eastAsia="맑은 고딕"/>
+          <w:b/>
+          <w:color w:val="1E3A8A"/>
+          <w:sz w:val="24"/>
+        </w:rPr>
+        <w:t>2. 아티스트 정보</w:t>
+      </w:r>
+    </w:p>
+    <w:p>
+      <w:pPr>
+        <w:spacing w:line="324" w:lineRule="auto" w:after="80"/>
+      </w:pPr>
+      <w:r>
+        <w:rPr w:rFonts="맑은 고딕">
+          <w:rFonts w:ascii="맑은 고딕" w:hAnsi="맑은 고딕" w:eastAsia="맑은 고딕"/>
+          <w:b w:val="0"/>
+          <w:color w:val="6B7280"/>
+          <w:sz w:val="21"/>
+        </w:rPr>
+        <w:t xml:space="preserve">· </w:t>
+      </w:r>
+      <w:r>
+        <w:rPr w:rFonts="맑은 고딕">
+          <w:rFonts w:ascii="맑은 고딕" w:hAnsi="맑은 고딕" w:eastAsia="맑은 고딕"/>
+          <w:b/>
+          <w:color w:val="1F2937"/>
+          <w:sz w:val="21"/>
+        </w:rPr>
+        <w:t xml:space="preserve">국적: </w:t>
+      </w:r>
+      <w:r>
+        <w:rPr w:rFonts="맑은 고딕">
+          <w:rFonts w:ascii="맑은 고딕" w:hAnsi="맑은 고딕" w:eastAsia="맑은 고딕"/>
+          <w:b w:val="0"/>
+          <w:sz w:val="21"/>
+        </w:rPr>
+        <w:t>일본 (다국적 스튜디오 프로젝트)</w:t>
+      </w:r>
+    </w:p>
+    <w:p>
+      <w:pPr>
+        <w:spacing w:line="324" w:lineRule="auto" w:after="80"/>
+      </w:pPr>
+      <w:r>
+        <w:rPr w:rFonts="맑은 고딕">
+          <w:rFonts w:ascii="맑은 고딕" w:hAnsi="맑은 고딕" w:eastAsia="맑은 고딕"/>
+          <w:b w:val="0"/>
+          <w:color w:val="6B7280"/>
+          <w:sz w:val="21"/>
+        </w:rPr>
+        <w:t xml:space="preserve">· </w:t>
+      </w:r>
+      <w:r>
+        <w:rPr w:rFonts="맑은 고딕">
+          <w:rFonts w:ascii="맑은 고딕" w:hAnsi="맑은 고딕" w:eastAsia="맑은 고딕"/>
+          <w:b/>
+          <w:color w:val="1F2937"/>
+          <w:sz w:val="21"/>
+        </w:rPr>
+        <w:t xml:space="preserve">생몰년도: </w:t>
+      </w:r>
+      <w:r>
+        <w:rPr w:rFonts="맑은 고딕">
+          <w:rFonts w:ascii="맑은 고딕" w:hAnsi="맑은 고딕" w:eastAsia="맑은 고딕"/>
+          <w:b w:val="0"/>
+          <w:sz w:val="21"/>
+        </w:rPr>
+        <w:t>1960년대 후반 결성</w:t>
+      </w:r>
+    </w:p>
+    <w:p>
+      <w:pPr>
+        <w:spacing w:line="324" w:lineRule="auto" w:after="80"/>
+      </w:pPr>
+      <w:r>
+        <w:rPr w:rFonts="맑은 고딕">
+          <w:rFonts w:ascii="맑은 고딕" w:hAnsi="맑은 고딕" w:eastAsia="맑은 고딕"/>
+          <w:b w:val="0"/>
+          <w:color w:val="6B7280"/>
+          <w:sz w:val="21"/>
+        </w:rPr>
+        <w:t xml:space="preserve">· </w:t>
+      </w:r>
+      <w:r>
+        <w:rPr w:rFonts="맑은 고딕">
+          <w:rFonts w:ascii="맑은 고딕" w:hAnsi="맑은 고딕" w:eastAsia="맑은 고딕"/>
+          <w:b/>
+          <w:color w:val="1F2937"/>
+          <w:sz w:val="21"/>
+        </w:rPr>
+        <w:t xml:space="preserve">그룹 소속: </w:t>
+      </w:r>
+      <w:r>
+        <w:rPr w:rFonts="맑은 고딕">
+          <w:rFonts w:ascii="맑은 고딕" w:hAnsi="맑은 고딕" w:eastAsia="맑은 고딕"/>
+          <w:b w:val="0"/>
+          <w:sz w:val="21"/>
+        </w:rPr>
+        <w:t>프로젝트 스튜디오 오케스트라</w:t>
+      </w:r>
+    </w:p>
+    <w:p>
+      <w:pPr>
+        <w:spacing w:line="324" w:lineRule="auto" w:after="80"/>
+      </w:pPr>
+      <w:r>
+        <w:rPr w:rFonts="맑은 고딕">
+          <w:rFonts w:ascii="맑은 고딕" w:hAnsi="맑은 고딕" w:eastAsia="맑은 고딕"/>
+          <w:b w:val="0"/>
+          <w:color w:val="6B7280"/>
+          <w:sz w:val="21"/>
+        </w:rPr>
+        <w:t xml:space="preserve">· </w:t>
+      </w:r>
+      <w:r>
+        <w:rPr w:rFonts="맑은 고딕">
+          <w:rFonts w:ascii="맑은 고딕" w:hAnsi="맑은 고딕" w:eastAsia="맑은 고딕"/>
+          <w:b/>
+          <w:color w:val="1F2937"/>
+          <w:sz w:val="21"/>
+        </w:rPr>
+        <w:t xml:space="preserve">아티스트 소개: </w:t>
+      </w:r>
+      <w:r>
+        <w:rPr w:rFonts="맑은 고딕">
+          <w:rFonts w:ascii="맑은 고딕" w:hAnsi="맑은 고딕" w:eastAsia="맑은 고딕"/>
+          <w:b w:val="0"/>
+          <w:sz w:val="21"/>
+        </w:rPr>
+        <w:t>정상급 클래식 연주자들과 노련한 스튜디오 세션 거장들이 오직 '스크린 음악의 예술적 승화'를 위해 규합한 전설적인 관현악단입니다. 원곡의 서사를 훼손하지 않으면서도 오케스트레이션의 웅장함과 서정성을 극대화하는 독보적인 편곡 감각으로 스크린 뮤직의 황금시대를 견인했습니다.</w:t>
+      </w:r>
+    </w:p>
+    <w:p>
+      <w:pPr>
+        <w:spacing w:line="324" w:lineRule="auto" w:before="200" w:after="80"/>
+      </w:pPr>
+      <w:r>
+        <w:rPr w:rFonts="맑은 고딕">
+          <w:rFonts w:ascii="맑은 고딕" w:hAnsi="맑은 고딕" w:eastAsia="맑은 고딕"/>
+          <w:b/>
+          <w:color w:val="1E3A8A"/>
+          <w:sz w:val="24"/>
+        </w:rPr>
+        <w:t>3. 음반 상세 분석</w:t>
+      </w:r>
+    </w:p>
+    <w:p>
+      <w:pPr>
+        <w:spacing w:line="324" w:lineRule="auto" w:after="80"/>
+      </w:pPr>
+      <w:r>
+        <w:rPr w:rFonts="맑은 고딕">
+          <w:rFonts w:ascii="맑은 고딕" w:hAnsi="맑은 고딕" w:eastAsia="맑은 고딕"/>
+          <w:b w:val="0"/>
+          <w:color w:val="6B7280"/>
+          <w:sz w:val="21"/>
+        </w:rPr>
+        <w:t xml:space="preserve">· </w:t>
+      </w:r>
+      <w:r>
+        <w:rPr w:rFonts="맑은 고딕">
+          <w:rFonts w:ascii="맑은 고딕" w:hAnsi="맑은 고딕" w:eastAsia="맑은 고딕"/>
+          <w:b/>
+          <w:color w:val="1F2937"/>
+          <w:sz w:val="21"/>
+        </w:rPr>
+        <w:t xml:space="preserve">역사적 위치: </w:t>
+      </w:r>
+      <w:r>
+        <w:rPr w:rFonts="맑은 고딕">
+          <w:rFonts w:ascii="맑은 고딕" w:hAnsi="맑은 고딕" w:eastAsia="맑은 고딕"/>
+          <w:b w:val="0"/>
+          <w:sz w:val="21"/>
+        </w:rPr>
+        <w:t>영화 본편의 부속물로 여겨지기 쉬웠던 사운드트랙을 독립된 감상용 관현악 모음곡의 차원으로 완성해 낸 기념비적 앨범입니다. 대규모 현악 파트와 정교한 금관, 목관의 대위법적 조화는 클래식의 엄격함과 대중 팝의 감수성을 완벽히 융화시켜 크로스오버 오케스트라의 찬란한 이정표를 세웠습니다.</w:t>
+      </w:r>
+    </w:p>
+    <w:p>
+      <w:pPr>
+        <w:spacing w:line="324" w:lineRule="auto" w:after="80"/>
+      </w:pPr>
+      <w:r>
+        <w:rPr w:rFonts="맑은 고딕">
+          <w:rFonts w:ascii="맑은 고딕" w:hAnsi="맑은 고딕" w:eastAsia="맑은 고딕"/>
+          <w:b w:val="0"/>
+          <w:color w:val="6B7280"/>
+          <w:sz w:val="21"/>
+        </w:rPr>
+        <w:t xml:space="preserve">· </w:t>
+      </w:r>
+      <w:r>
+        <w:rPr w:rFonts="맑은 고딕">
+          <w:rFonts w:ascii="맑은 고딕" w:hAnsi="맑은 고딕" w:eastAsia="맑은 고딕"/>
+          <w:b/>
+          <w:color w:val="1F2937"/>
+          <w:sz w:val="21"/>
+        </w:rPr>
+        <w:t xml:space="preserve">시대의 흔적(스토리텔링): </w:t>
+      </w:r>
+      <w:r>
+        <w:rPr w:rFonts="맑은 고딕">
+          <w:rFonts w:ascii="맑은 고딕" w:hAnsi="맑은 고딕" w:eastAsia="맑은 고딕"/>
+          <w:b w:val="0"/>
+          <w:sz w:val="21"/>
+        </w:rPr>
+        <w:t>20세기 중후반, 영화관의 어둠 속에서 거대한 스크린을 마주하며 꿈과 비극, 그리고 사랑을 배우던 세대의 문화적 공기가 짙게 배어 있습니다. 단관 극장의 티켓 한 장에 가슴 설레던 청춘들이 LP 턴테이블 바늘 끝을 통해 그 시절의 로맨스와 시대적 우수를 되새기던 정서적 교감이 고스란히 담겨 있습니다.</w:t>
+      </w:r>
+    </w:p>
+    <w:p>
+      <w:pPr>
+        <w:spacing w:line="324" w:lineRule="auto" w:before="200" w:after="80"/>
+      </w:pPr>
+      <w:r>
+        <w:rPr w:rFonts="맑은 고딕">
+          <w:rFonts w:ascii="맑은 고딕" w:hAnsi="맑은 고딕" w:eastAsia="맑은 고딕"/>
+          <w:b/>
+          <w:color w:val="1E3A8A"/>
+          <w:sz w:val="24"/>
+        </w:rPr>
+        <w:t>4. 주요 수록곡 및 감상 제언</w:t>
+      </w:r>
+    </w:p>
+    <w:p>
+      <w:pPr>
+        <w:spacing w:line="324" w:lineRule="auto" w:after="80"/>
+      </w:pPr>
+      <w:r>
+        <w:rPr w:rFonts="맑은 고딕">
+          <w:rFonts w:ascii="맑은 고딕" w:hAnsi="맑은 고딕" w:eastAsia="맑은 고딕"/>
+          <w:b w:val="0"/>
+          <w:color w:val="6B7280"/>
+          <w:sz w:val="21"/>
+        </w:rPr>
+        <w:t xml:space="preserve">· </w:t>
+      </w:r>
+      <w:r>
+        <w:rPr w:rFonts="맑은 고딕">
+          <w:rFonts w:ascii="맑은 고딕" w:hAnsi="맑은 고딕" w:eastAsia="맑은 고딕"/>
+          <w:b/>
+          <w:color w:val="1F2937"/>
+          <w:sz w:val="21"/>
+        </w:rPr>
+        <w:t xml:space="preserve">주요 수록곡 특징: </w:t>
+      </w:r>
+      <w:r>
+        <w:rPr w:rFonts="맑은 고딕">
+          <w:rFonts w:ascii="맑은 고딕" w:hAnsi="맑은 고딕" w:eastAsia="맑은 고딕"/>
+          <w:b w:val="0"/>
+          <w:sz w:val="21"/>
+        </w:rPr>
+        <w:t>은막을 눈물로 적셨던 테마들이 현악의 유려한 파도처럼 밀려드는 첫 트랙부터, 비장미와 애잔함이 교차하는 관악 솔로의 명연에 이르기까지 수록곡 전반이 극적인 서사 구조를 이룹니다. 특히 멜로디의 호흡을 길게 늘어뜨리며 비브라토를 극대화한 현악 편곡은 영화의 명장면을 눈앞에 선명히 영사해 내듯 압도적인 서정성을 뿜어냅니다.</w:t>
+      </w:r>
+    </w:p>
+    <w:p>
+      <w:pPr>
+        <w:spacing w:line="324" w:lineRule="auto" w:after="80"/>
+      </w:pPr>
+      <w:r>
+        <w:rPr w:rFonts="맑은 고딕">
+          <w:rFonts w:ascii="맑은 고딕" w:hAnsi="맑은 고딕" w:eastAsia="맑은 고딕"/>
+          <w:b w:val="0"/>
+          <w:color w:val="6B7280"/>
+          <w:sz w:val="21"/>
+        </w:rPr>
+        <w:t xml:space="preserve">· </w:t>
+      </w:r>
+      <w:r>
+        <w:rPr w:rFonts="맑은 고딕">
+          <w:rFonts w:ascii="맑은 고딕" w:hAnsi="맑은 고딕" w:eastAsia="맑은 고딕"/>
+          <w:b/>
+          <w:color w:val="1F2937"/>
+          <w:sz w:val="21"/>
+        </w:rPr>
+        <w:t xml:space="preserve">빈티지 감상 제언: </w:t>
+      </w:r>
+      <w:r>
+        <w:rPr w:rFonts="맑은 고딕">
+          <w:rFonts w:ascii="맑은 고딕" w:hAnsi="맑은 고딕" w:eastAsia="맑은 고딕"/>
+          <w:b w:val="0"/>
+          <w:sz w:val="21"/>
+        </w:rPr>
+        <w:t>진공관 앰프의 온기 어린 배음과 질감 있는 턴테이블 카트리지를 통해 재생할 때, 이 LP는 비로소 진정한 생명력을 얻습니다. 현악 군의 풍성한 질감과 금관 악기의 따스한 잔향이 아날로그 셸락 표면을 타고 흐를 때, 은은한 조명 아래서 눈을 감고 마치 고전 극장의 한가운데 앉아 있는 듯한 입체적 공간감을 음미해 보시길 권합니다.</w:t>
+      </w:r>
+    </w:p>
+    <w:p>
+      <w:pPr>
+        <w:spacing w:line="324" w:lineRule="auto" w:after="80"/>
+      </w:pPr>
+      <w:r>
+        <w:rPr w:rFonts="맑은 고딕">
+          <w:rFonts w:ascii="맑은 고딕" w:hAnsi="맑은 고딕" w:eastAsia="맑은 고딕"/>
+          <w:b w:val="0"/>
+          <w:color w:val="6B7280"/>
+          <w:sz w:val="21"/>
+        </w:rPr>
+        <w:t xml:space="preserve">· </w:t>
+      </w:r>
+      <w:r>
+        <w:rPr w:rFonts="맑은 고딕">
+          <w:rFonts w:ascii="맑은 고딕" w:hAnsi="맑은 고딕" w:eastAsia="맑은 고딕"/>
+          <w:b/>
+          <w:color w:val="1F2937"/>
+          <w:sz w:val="21"/>
+        </w:rPr>
+        <w:t xml:space="preserve">소장 가치: </w:t>
+      </w:r>
+      <w:r>
+        <w:rPr w:rFonts="맑은 고딕">
+          <w:rFonts w:ascii="맑은 고딕" w:hAnsi="맑은 고딕" w:eastAsia="맑은 고딕"/>
+          <w:b w:val="0"/>
+          <w:sz w:val="21"/>
+        </w:rPr>
+        <w:t>디지털 마스터링으로는 결코 재현할 수 없는 1970년대 아날로그 마스터 테이프의 깊은 다이내믹스와 특유의 공명감이 고스란히 각인된 명반입니다. 세월의 두께를 간직한 오리지널 LP의 품격과 시네마 음악 역사의 정수를 서재에 들여놓고자 하는 클래식/팝 컬렉터에게 대체 불가능한 소장 가치를 지닙니다.</w:t>
+      </w:r>
+    </w:p>
+    <w:p>
+      <w:pPr>
+        <w:spacing w:line="324" w:lineRule="auto" w:after="120" w:before="160"/>
+      </w:pPr>
+      <w:r>
+        <w:rPr w:rFonts="맑은 고딕">
+          <w:rFonts w:ascii="맑은 고딕" w:hAnsi="맑은 고딕" w:eastAsia="맑은 고딕"/>
+          <w:b/>
+          <w:color w:val="4338CA"/>
+          <w:sz w:val="21"/>
+        </w:rPr>
+        <w:t>이 음반을 통해 아련한 은막의 명장면들이 턴테이블 위에서 다시 피어오르며 전해주는 감동을 다시 한번 경험해 보시는 것은 어떨까요?</w:t>
       </w:r>
     </w:p>
     <w:sectPr>
       <w:pgSz w:w="12240" w:h="15840"/>
-      <w:pgMar w:top="1440" w:right="1440" w:bottom="1440" w:left="1440" w:header="720" w:footer="720" w:gutter="0"/>
+      <w:pgMar w:top="1152" w:right="1296" w:bottom="1152" w:left="1296" w:header="720" w:footer="720" w:gutter="0"/>
       <w:cols w:space="720"/>
       <w:docGrid w:linePitch="360"/>
     </w:sectPr>

--- a/word_reports/LP_0340_위치_383_The Film Studio Orchestra.docx
+++ b/word_reports/LP_0340_위치_383_The Film Studio Orchestra.docx
@@ -32,7 +32,7 @@
     </w:p>
     <w:p>
       <w:pPr>
-        <w:spacing w:line="324" w:lineRule="auto" w:before="80" w:after="160"/>
+        <w:spacing w:line="324" w:lineRule="auto" w:before="80" w:after="120"/>
       </w:pPr>
       <w:r>
         <w:rPr w:rFonts="맑은 고딕">
@@ -42,13 +42,6 @@
           <w:sz w:val="22"/>
         </w:rPr>
         <w:t xml:space="preserve">[음반 소개] </w:t>
-      </w:r>
-      <w:r>
-        <w:rPr w:rFonts="맑은 고딕">
-          <w:rFonts w:ascii="맑은 고딕" w:hAnsi="맑은 고딕" w:eastAsia="맑은 고딕"/>
-          <w:b w:val="0"/>
-          <w:sz w:val="21"/>
-        </w:rPr>
       </w:r>
     </w:p>
     <w:p>
@@ -61,7 +54,33 @@
           <w:b w:val="0"/>
           <w:sz w:val="21"/>
         </w:rPr>
-        <w:t>스크린 위로 유려하게 흐르던 은막의 감동을 풍성하고 따스한 관현악의 숨결로 오롯이 박제해 낸 명연의 기록입니다. 당대 최고 기량의 스튜디오 세션 명수들이 직조해 낸 농밀한 앙상블은 한 편의 명화가 남긴 짙은 여운을 영롱한 멜로디의 향연으로 환생시킵니다. 빛바랜 필름처럼 아련한 시대의 낭만과 클래시컬한 편곡 미학이 완벽한 조화를 이루며, 듣는 이의 마음속 가장 깊은 노스탤지어를 자극하는 고품격 시네마틱 앤솔로지입니다.</w:t>
+        <w:t>은막(銀幕)의 영사기가 빚어내던 찬란한 빛과 어둠, 그리고 그 사이를 유영하며 전 세계인의 가슴을 적셨던 불멸의 멜로디들이 하나의 바이닐(LP) 속에 고결하게 응축되어 있습니다. 20세기 중후반은 영화가 단순한 오락을 넘어 인류의 가장 매혹적인 예술적 도피처이자 꿈의 공장이었던 시대였습니다. 『Golden Movie Themes 2』는 영화 음악의 황금기를 수놓았던 역사적 테마들을 당대 최고의 기량을 지닌 스튜디오 연주자들의 완벽한 앙상블로 재해석하여, 스크린 밖의 리스너들에게 안방극장의 낭만과 클래시컬한 기품을 선사했던 기념비적인 명반입니다.</w:t>
+      </w:r>
+    </w:p>
+    <w:p>
+      <w:pPr>
+        <w:spacing w:line="324" w:lineRule="auto" w:after="120"/>
+      </w:pPr>
+      <w:r>
+        <w:rPr w:rFonts="맑은 고딕">
+          <w:rFonts w:ascii="맑은 고딕" w:hAnsi="맑은 고딕" w:eastAsia="맑은 고딕"/>
+          <w:b w:val="0"/>
+          <w:sz w:val="21"/>
+        </w:rPr>
+        <w:t>‘영화 스튜디오 오케스트라(The Film Studio Orchestra)’는 원곡의 정서적 본질을 훼손하지 않으면서도, 대규모 풀 오케스트라의 풍성한 사운드스케이프와 세련된 편곡의 미학을 극대화하는 탁월한 음악적 철학을 견지했습니다. 당대 일류 편곡자들과 세션 연주자들의 섬세한 손길을 거친 수록곡들은, 단순한 사운드트랙의 재생을 넘어 각 영화가 지닌 서사와 인물의 희로애락을 독립된 교향악적 소품으로 승화시켰습니다. 비장미 넘치는 금관의 울림, 가슴을 저미는 독주 목관의 서정, 그리고 파도처럼 밀려드는 현악 합주의 유려함은 팝과 클래식의 경계를 허물며 당대 음악 애호가들을 단숨에 매료시켰습니다.</w:t>
+      </w:r>
+    </w:p>
+    <w:p>
+      <w:pPr>
+        <w:spacing w:line="324" w:lineRule="auto" w:after="120"/>
+      </w:pPr>
+      <w:r>
+        <w:rPr w:rFonts="맑은 고딕">
+          <w:rFonts w:ascii="맑은 고딕" w:hAnsi="맑은 고딕" w:eastAsia="맑은 고딕"/>
+          <w:b w:val="0"/>
+          <w:sz w:val="21"/>
+        </w:rPr>
+        <w:t>세월이 흘러 디지털 음원의 시대가 도래했음에도 이 음반이 지닌 가치가 결코 바래지 않는 이유는, 그 속에 아날로그 시대만이 품을 수 있었던 순수한 낭만과 온기가 깃들어 있기 때문입니다. 음악을 듣는 순간 흑백과 테크니컬러의 고전 영화 속 명장면들이 눈앞에 아지랑이처럼 피어오르며, 지나간 청춘의 한 자락과 잊혀가던 애틋한 사랑의 기억을 소환합니다. 『Golden Movie Themes 2』는 단순히 흘러간 옛 영화 음악의 모음집이 아니라, 시간의 풍화를 견뎌내고 영원히 빛나는 인류의 서정적 유산이자 감성의 보고(寶庫)입니다.</w:t>
       </w:r>
     </w:p>
     <w:p>
@@ -168,7 +187,7 @@
           <w:b w:val="0"/>
           <w:sz w:val="21"/>
         </w:rPr>
-        <w:t>1970년대 아날로그 음향의 황금기, 영화 음악이 대중 예술의 정점에 서 있던 시절에 기획된 스크린 테마 선집으로, 세계적인 명작 영화들의 오리지널 테마를 유려한 심포닉 팝 양식으로 정밀하게 재해석해 발매된 음반입니다.</w:t>
+        <w:t>1970년대 아날로그 하이파이(Hi-Fi) 사운드의 전성기에 발매된 앨범으로, 대중에게 가장 사랑받았던 명작 영화들의 메인 테마를 엄선하여 최상의 오케스트레이션으로 녹음한 기획 음반입니다.</w:t>
       </w:r>
     </w:p>
     <w:p>
@@ -199,7 +218,7 @@
           <w:b w:val="0"/>
           <w:sz w:val="21"/>
         </w:rPr>
-        <w:t>발매 당시 전 세계 영화 팬들과 하이파이 오디오파일 사이에서 필청 명반으로 회자되며 스테디셀러를 기록하였고, 오디오 감상실 및 다방 문화의 주옥같은 배경음악으로 절대적인 사랑을 받았습니다.</w:t>
+        <w:t>발매 당시 전 세계적인 ‘스크린 뮤직’ 붐을 타고 일본 및 아시아, 유럽 등지에서 경이로운 스테디셀러를 기록했으며, 각 가정의 오디오 시스템 성능을 가늠하는 표준 리스닝 음반으로 널리 보급되었습니다.</w:t>
       </w:r>
     </w:p>
     <w:p>
@@ -230,7 +249,7 @@
           <w:b w:val="0"/>
           <w:sz w:val="21"/>
         </w:rPr>
-        <w:t>대중적 시상식의 경계를 넘어, 시네마 뮤직을 독자적인 순수 예술의 경지로 끌어올린 명편곡 음반으로서 오디오 비평가들과 이지 리스닝 애호가들에게 시대를 초월한 명반으로 공인받고 있습니다.</w:t>
+        <w:t>상업 차트의 순위를 넘어 오디오파일 및 스크린 뮤직 애호가들 사이에서 최고의 편곡과 레코딩 퀄리티를 인정받은 명품 기획 시리즈로 공인받고 있습니다.</w:t>
       </w:r>
     </w:p>
     <w:p>
@@ -275,7 +294,7 @@
           <w:b w:val="0"/>
           <w:sz w:val="21"/>
         </w:rPr>
-        <w:t>일본 (다국적 스튜디오 프로젝트)</w:t>
+        <w:t>다국적 (주요 스튜디오 프로젝트 앙상블)</w:t>
       </w:r>
     </w:p>
     <w:p>
@@ -306,7 +325,7 @@
           <w:b w:val="0"/>
           <w:sz w:val="21"/>
         </w:rPr>
-        <w:t>1960년대 후반 결성</w:t>
+        <w:t>1960년대 결성 및 활동</w:t>
       </w:r>
     </w:p>
     <w:p>
@@ -337,7 +356,7 @@
           <w:b w:val="0"/>
           <w:sz w:val="21"/>
         </w:rPr>
-        <w:t>프로젝트 스튜디오 오케스트라</w:t>
+        <w:t>대규모 프로젝트 스튜디오 오케스트라</w:t>
       </w:r>
     </w:p>
     <w:p>
@@ -368,7 +387,7 @@
           <w:b w:val="0"/>
           <w:sz w:val="21"/>
         </w:rPr>
-        <w:t>정상급 클래식 연주자들과 노련한 스튜디오 세션 거장들이 오직 '스크린 음악의 예술적 승화'를 위해 규합한 전설적인 관현악단입니다. 원곡의 서사를 훼손하지 않으면서도 오케스트레이션의 웅장함과 서정성을 극대화하는 독보적인 편곡 감각으로 스크린 뮤직의 황금시대를 견인했습니다.</w:t>
+        <w:t>최정상급 클래식 및 재즈 세션 연주자들로 구성된 스튜디오 전문 악단입니다. 영화 음악의 대중화와 예술적 승화에 지대한 공헌을 하였으며, 유려하고 정교한 오케스트레이션을 통해 이지 리스닝 및 스크린 뮤직 장르의 표준을 확립했습니다.</w:t>
       </w:r>
     </w:p>
     <w:p>
@@ -413,7 +432,7 @@
           <w:b w:val="0"/>
           <w:sz w:val="21"/>
         </w:rPr>
-        <w:t>영화 본편의 부속물로 여겨지기 쉬웠던 사운드트랙을 독립된 감상용 관현악 모음곡의 차원으로 완성해 낸 기념비적 앨범입니다. 대규모 현악 파트와 정교한 금관, 목관의 대위법적 조화는 클래식의 엄격함과 대중 팝의 감수성을 완벽히 융화시켜 크로스오버 오케스트라의 찬란한 이정표를 세웠습니다.</w:t>
+        <w:t>팝과 클래식이 가장 아름답게 조우했던 20세기 후반 '이지 리스닝 심포니'의 정점을 보여주는 앨범입니다. 영화의 부속물로 여겨지던 배경음악을 독립된 순수 감상용 관현악 예술의 반열에 올려놓았다는 평가를 받습니다.</w:t>
       </w:r>
     </w:p>
     <w:p>
@@ -444,7 +463,7 @@
           <w:b w:val="0"/>
           <w:sz w:val="21"/>
         </w:rPr>
-        <w:t>20세기 중후반, 영화관의 어둠 속에서 거대한 스크린을 마주하며 꿈과 비극, 그리고 사랑을 배우던 세대의 문화적 공기가 짙게 배어 있습니다. 단관 극장의 티켓 한 장에 가슴 설레던 청춘들이 LP 턴테이블 바늘 끝을 통해 그 시절의 로맨스와 시대적 우수를 되새기던 정서적 교감이 고스란히 담겨 있습니다.</w:t>
+        <w:t>라디오의 영화 음악 프로그램 시그널과 음악다방의 턴테이블 위를 지배했던 낭만의 기록입니다. 문화적 갈증이 깊었던 당대 청춘들에게 세계 명작 영화의 정취를 전하며 가슴 벅찬 이상과 예술적 위안을 안겨주었던 시대의 공기가 짙게 배어 있습니다.</w:t>
       </w:r>
     </w:p>
     <w:p>
@@ -489,7 +508,7 @@
           <w:b w:val="0"/>
           <w:sz w:val="21"/>
         </w:rPr>
-        <w:t>은막을 눈물로 적셨던 테마들이 현악의 유려한 파도처럼 밀려드는 첫 트랙부터, 비장미와 애잔함이 교차하는 관악 솔로의 명연에 이르기까지 수록곡 전반이 극적인 서사 구조를 이룹니다. 특히 멜로디의 호흡을 길게 늘어뜨리며 비브라토를 극대화한 현악 편곡은 영화의 명장면을 눈앞에 선명히 영사해 내듯 압도적인 서정성을 뿜어냅니다.</w:t>
+        <w:t>&lt;대부(The Godfather)&gt;의 애수 어린 테마는 비장한 관악과 현악의 대비로 깊은 비극미를 자아내며, &lt;태양은 가득히&gt;와 &lt;로미오와 줄리엣&gt;의 테마는 서정성의 극치를 달리는 멜로디 라인으로 듣는 이의 심금을 울립니다. 각 트랙마다 원작 영화의 드라마틱한 클라이맥스를 연상시키는 유려하고 입체적인 편곡이 돋보입니다.</w:t>
       </w:r>
     </w:p>
     <w:p>
@@ -520,7 +539,7 @@
           <w:b w:val="0"/>
           <w:sz w:val="21"/>
         </w:rPr>
-        <w:t>진공관 앰프의 온기 어린 배음과 질감 있는 턴테이블 카트리지를 통해 재생할 때, 이 LP는 비로소 진정한 생명력을 얻습니다. 현악 군의 풍성한 질감과 금관 악기의 따스한 잔향이 아날로그 셸락 표면을 타고 흐를 때, 은은한 조명 아래서 눈을 감고 마치 고전 극장의 한가운데 앉아 있는 듯한 입체적 공간감을 음미해 보시길 권합니다.</w:t>
+        <w:t>진공관 앰프 특유의 두툼하고 따스한 질감과 카트리지 바늘이 소리골을 타고 흐를 때 발생하는 미세한 아날로그의 숨결을 만끽하기에 최적입니다. 현악 파트의 풍성한 배음과 잔향을 온전히 느끼기 위해 불을 끄고 차분한 조명 아래서 감상할 것을 권합니다.</w:t>
       </w:r>
     </w:p>
     <w:p>
@@ -551,7 +570,7 @@
           <w:b w:val="0"/>
           <w:sz w:val="21"/>
         </w:rPr>
-        <w:t>디지털 마스터링으로는 결코 재현할 수 없는 1970년대 아날로그 마스터 테이프의 깊은 다이내믹스와 특유의 공명감이 고스란히 각인된 명반입니다. 세월의 두께를 간직한 오리지널 LP의 품격과 시네마 음악 역사의 정수를 서재에 들여놓고자 하는 클래식/팝 컬렉터에게 대체 불가능한 소장 가치를 지닙니다.</w:t>
+        <w:t>시대를 초월한 명작 영화들의 정수가 단 한 장의 바이닐에 품격 있게 담겨 있다는 점만으로도 컬렉터들에게는 대체 불가능한 가치를 지니며, 정통 아날로그 관현악 녹음의 미학을 증명하는 소중한 텍스트입니다.</w:t>
       </w:r>
     </w:p>
     <w:p>
@@ -565,7 +584,7 @@
           <w:color w:val="4338CA"/>
           <w:sz w:val="21"/>
         </w:rPr>
-        <w:t>이 음반을 통해 아련한 은막의 명장면들이 턴테이블 위에서 다시 피어오르며 전해주는 감동을 다시 한번 경험해 보시는 것은 어떨까요?</w:t>
+        <w:t>이 음반을 통해 아련한 스크린의 잔상과 유려한 선율이 전해주는 감동을 다시 한번 경험해 보시는 것은 어떨까요?</w:t>
       </w:r>
     </w:p>
     <w:sectPr>
